--- a/00-首页/题组Word/专项卷/二分册/专项卷VII-学生版-打印版.docx
+++ b/00-首页/题组Word/专项卷/二分册/专项卷VII-学生版-打印版.docx
@@ -737,8 +737,8 @@
     <w:p>
       <w:pPr>
         <w:pStyle w:val="FirstParagraph"/>
+        <w:spacing w:before="0" w:after="0"/>
         <w:ind w:left="480" w:hanging="480"/>
-        <w:spacing w:after="0"/>
       </w:pPr>
       <w:r>
         <w:rPr>
@@ -806,14 +806,69 @@
     <w:p>
       <w:pPr>
         <w:pStyle w:val="FirstParagraph"/>
+        <w:spacing w:before="0" w:after="0"/>
         <w:ind w:left="480" w:hanging="480"/>
+      </w:pPr>
+      <w:r>
+        <w:rPr>
+          <w:rFonts w:ascii="Times New Roman" w:hAnsi="Times New Roman" w:eastAsia="Times New Roman" w:cs="Times New Roman"/>
+        </w:rPr>
+        <w:t xml:space="preserve">A. </w:t>
+      </w:r>
+      <w:r>
+        <w:rPr>
+          <w:rFonts w:hint="eastAsia" w:ascii="Times New Roman" w:hAnsi="Times New Roman" w:eastAsia="FangSong" w:cs="Times New Roman"/>
+        </w:rPr>
+        <w:t>阳极为纯净气体</w:t>
+      </w:r>
+      <w:r>
+        <w:rPr>
+          <w:rFonts w:hint="eastAsia" w:ascii="Times New Roman" w:hAnsi="Times New Roman" w:eastAsia="Times New Roman" w:cs="Times New Roman"/>
+        </w:rPr>
+        <w:t>,</w:t>
+      </w:r>
+      <w:r>
+        <w:rPr>
+          <w:rFonts w:hint="eastAsia" w:ascii="Times New Roman" w:hAnsi="Times New Roman" w:eastAsia="FangSong" w:cs="Times New Roman"/>
+        </w:rPr>
+        <w:t>阴</w:t>
+      </w:r>
+      <w:r>
+        <w:rPr>
+          <w:rFonts w:hint="eastAsia" w:ascii="Times New Roman" w:hAnsi="Times New Roman" w:eastAsia="Times New Roman" w:cs="Times New Roman"/>
+        </w:rPr>
+        <w:t>、</w:t>
+      </w:r>
+      <w:r>
+        <w:rPr>
+          <w:rFonts w:hint="eastAsia" w:ascii="Times New Roman" w:hAnsi="Times New Roman" w:eastAsia="FangSong" w:cs="Times New Roman"/>
+        </w:rPr>
+        <w:t>阳两极产生的气体体积比</w:t>
+      </w:r>
+      <w:r>
+        <w:rPr>
+          <w:rFonts w:hint="eastAsia" w:ascii="Times New Roman" w:hAnsi="Times New Roman" w:eastAsia="Times New Roman" w:cs="Times New Roman"/>
+        </w:rPr>
+        <w:t>≤1:1</w:t>
+      </w:r>
+      <w:r>
+        <w:rPr>
+          <w:rFonts w:ascii="Times New Roman" w:hAnsi="Times New Roman" w:eastAsia="Times New Roman" w:cs="Times New Roman"/>
+        </w:rPr>
+        <w:t xml:space="preserve"> </w:t>
+      </w:r>
+    </w:p>
+    <w:p>
+      <w:pPr>
+        <w:pStyle w:val="FirstParagraph"/>
         <w:spacing w:before="0" w:after="0"/>
-      </w:pPr>
-      <w:r>
-        <w:rPr>
-          <w:rFonts w:ascii="Times New Roman" w:hAnsi="Times New Roman" w:eastAsia="Times New Roman" w:cs="Times New Roman"/>
-        </w:rPr>
-        <w:t xml:space="preserve">A. </w:t>
+        <w:ind w:left="480" w:hanging="480"/>
+      </w:pPr>
+      <w:r>
+        <w:rPr>
+          <w:rFonts w:ascii="Times New Roman" w:hAnsi="Times New Roman" w:eastAsia="Times New Roman" w:cs="Times New Roman"/>
+        </w:rPr>
+        <w:t xml:space="preserve">B. </w:t>
       </w:r>
       <w:r>
         <w:rPr>
@@ -849,6 +904,61 @@
         <w:rPr>
           <w:rFonts w:hint="eastAsia" w:ascii="Times New Roman" w:hAnsi="Times New Roman" w:eastAsia="Times New Roman" w:cs="Times New Roman"/>
         </w:rPr>
+        <w:t>≥1:1</w:t>
+      </w:r>
+      <w:r>
+        <w:rPr>
+          <w:rFonts w:ascii="Times New Roman" w:hAnsi="Times New Roman" w:eastAsia="Times New Roman" w:cs="Times New Roman"/>
+        </w:rPr>
+        <w:t xml:space="preserve"> </w:t>
+      </w:r>
+    </w:p>
+    <w:p>
+      <w:pPr>
+        <w:pStyle w:val="FirstParagraph"/>
+        <w:spacing w:before="0" w:after="0"/>
+        <w:ind w:left="480" w:hanging="480"/>
+      </w:pPr>
+      <w:r>
+        <w:rPr>
+          <w:rFonts w:ascii="Times New Roman" w:hAnsi="Times New Roman" w:eastAsia="Times New Roman" w:cs="Times New Roman"/>
+        </w:rPr>
+        <w:t xml:space="preserve">C. </w:t>
+      </w:r>
+      <w:r>
+        <w:rPr>
+          <w:rFonts w:hint="eastAsia" w:ascii="Times New Roman" w:hAnsi="Times New Roman" w:eastAsia="FangSong" w:cs="Times New Roman"/>
+        </w:rPr>
+        <w:t>阳极为混合气体</w:t>
+      </w:r>
+      <w:r>
+        <w:rPr>
+          <w:rFonts w:hint="eastAsia" w:ascii="Times New Roman" w:hAnsi="Times New Roman" w:eastAsia="Times New Roman" w:cs="Times New Roman"/>
+        </w:rPr>
+        <w:t>,</w:t>
+      </w:r>
+      <w:r>
+        <w:rPr>
+          <w:rFonts w:hint="eastAsia" w:ascii="Times New Roman" w:hAnsi="Times New Roman" w:eastAsia="FangSong" w:cs="Times New Roman"/>
+        </w:rPr>
+        <w:t>阴</w:t>
+      </w:r>
+      <w:r>
+        <w:rPr>
+          <w:rFonts w:hint="eastAsia" w:ascii="Times New Roman" w:hAnsi="Times New Roman" w:eastAsia="Times New Roman" w:cs="Times New Roman"/>
+        </w:rPr>
+        <w:t>、</w:t>
+      </w:r>
+      <w:r>
+        <w:rPr>
+          <w:rFonts w:hint="eastAsia" w:ascii="Times New Roman" w:hAnsi="Times New Roman" w:eastAsia="FangSong" w:cs="Times New Roman"/>
+        </w:rPr>
+        <w:t>阳两极产生的气体体积比</w:t>
+      </w:r>
+      <w:r>
+        <w:rPr>
+          <w:rFonts w:hint="eastAsia" w:ascii="Times New Roman" w:hAnsi="Times New Roman" w:eastAsia="Times New Roman" w:cs="Times New Roman"/>
+        </w:rPr>
         <w:t>≤1:1</w:t>
       </w:r>
       <w:r>
@@ -861,118 +971,8 @@
     <w:p>
       <w:pPr>
         <w:pStyle w:val="FirstParagraph"/>
+        <w:spacing w:before="0" w:after="0"/>
         <w:ind w:left="480" w:hanging="480"/>
-        <w:spacing w:before="0" w:after="0"/>
-      </w:pPr>
-      <w:r>
-        <w:rPr>
-          <w:rFonts w:ascii="Times New Roman" w:hAnsi="Times New Roman" w:eastAsia="Times New Roman" w:cs="Times New Roman"/>
-        </w:rPr>
-        <w:t xml:space="preserve">B. </w:t>
-      </w:r>
-      <w:r>
-        <w:rPr>
-          <w:rFonts w:hint="eastAsia" w:ascii="Times New Roman" w:hAnsi="Times New Roman" w:eastAsia="FangSong" w:cs="Times New Roman"/>
-        </w:rPr>
-        <w:t>阳极为纯净气体</w:t>
-      </w:r>
-      <w:r>
-        <w:rPr>
-          <w:rFonts w:hint="eastAsia" w:ascii="Times New Roman" w:hAnsi="Times New Roman" w:eastAsia="Times New Roman" w:cs="Times New Roman"/>
-        </w:rPr>
-        <w:t>,</w:t>
-      </w:r>
-      <w:r>
-        <w:rPr>
-          <w:rFonts w:hint="eastAsia" w:ascii="Times New Roman" w:hAnsi="Times New Roman" w:eastAsia="FangSong" w:cs="Times New Roman"/>
-        </w:rPr>
-        <w:t>阴</w:t>
-      </w:r>
-      <w:r>
-        <w:rPr>
-          <w:rFonts w:hint="eastAsia" w:ascii="Times New Roman" w:hAnsi="Times New Roman" w:eastAsia="Times New Roman" w:cs="Times New Roman"/>
-        </w:rPr>
-        <w:t>、</w:t>
-      </w:r>
-      <w:r>
-        <w:rPr>
-          <w:rFonts w:hint="eastAsia" w:ascii="Times New Roman" w:hAnsi="Times New Roman" w:eastAsia="FangSong" w:cs="Times New Roman"/>
-        </w:rPr>
-        <w:t>阳两极产生的气体体积比</w:t>
-      </w:r>
-      <w:r>
-        <w:rPr>
-          <w:rFonts w:hint="eastAsia" w:ascii="Times New Roman" w:hAnsi="Times New Roman" w:eastAsia="Times New Roman" w:cs="Times New Roman"/>
-        </w:rPr>
-        <w:t>≥1:1</w:t>
-      </w:r>
-      <w:r>
-        <w:rPr>
-          <w:rFonts w:ascii="Times New Roman" w:hAnsi="Times New Roman" w:eastAsia="Times New Roman" w:cs="Times New Roman"/>
-        </w:rPr>
-        <w:t xml:space="preserve"> </w:t>
-      </w:r>
-    </w:p>
-    <w:p>
-      <w:pPr>
-        <w:pStyle w:val="FirstParagraph"/>
-        <w:ind w:left="480" w:hanging="480"/>
-        <w:spacing w:before="0" w:after="0"/>
-      </w:pPr>
-      <w:r>
-        <w:rPr>
-          <w:rFonts w:ascii="Times New Roman" w:hAnsi="Times New Roman" w:eastAsia="Times New Roman" w:cs="Times New Roman"/>
-        </w:rPr>
-        <w:t xml:space="preserve">C. </w:t>
-      </w:r>
-      <w:r>
-        <w:rPr>
-          <w:rFonts w:hint="eastAsia" w:ascii="Times New Roman" w:hAnsi="Times New Roman" w:eastAsia="FangSong" w:cs="Times New Roman"/>
-        </w:rPr>
-        <w:t>阳极为混合气体</w:t>
-      </w:r>
-      <w:r>
-        <w:rPr>
-          <w:rFonts w:hint="eastAsia" w:ascii="Times New Roman" w:hAnsi="Times New Roman" w:eastAsia="Times New Roman" w:cs="Times New Roman"/>
-        </w:rPr>
-        <w:t>,</w:t>
-      </w:r>
-      <w:r>
-        <w:rPr>
-          <w:rFonts w:hint="eastAsia" w:ascii="Times New Roman" w:hAnsi="Times New Roman" w:eastAsia="FangSong" w:cs="Times New Roman"/>
-        </w:rPr>
-        <w:t>阴</w:t>
-      </w:r>
-      <w:r>
-        <w:rPr>
-          <w:rFonts w:hint="eastAsia" w:ascii="Times New Roman" w:hAnsi="Times New Roman" w:eastAsia="Times New Roman" w:cs="Times New Roman"/>
-        </w:rPr>
-        <w:t>、</w:t>
-      </w:r>
-      <w:r>
-        <w:rPr>
-          <w:rFonts w:hint="eastAsia" w:ascii="Times New Roman" w:hAnsi="Times New Roman" w:eastAsia="FangSong" w:cs="Times New Roman"/>
-        </w:rPr>
-        <w:t>阳两极产生的气体体积比</w:t>
-      </w:r>
-      <w:r>
-        <w:rPr>
-          <w:rFonts w:hint="eastAsia" w:ascii="Times New Roman" w:hAnsi="Times New Roman" w:eastAsia="Times New Roman" w:cs="Times New Roman"/>
-        </w:rPr>
-        <w:t>≤1:1</w:t>
-      </w:r>
-      <w:r>
-        <w:rPr>
-          <w:rFonts w:ascii="Times New Roman" w:hAnsi="Times New Roman" w:eastAsia="Times New Roman" w:cs="Times New Roman"/>
-        </w:rPr>
-        <w:t xml:space="preserve"> </w:t>
-      </w:r>
-    </w:p>
-    <w:p>
-      <w:pPr>
-        <w:pStyle w:val="FirstParagraph"/>
-        <w:ind w:left="480" w:hanging="480"/>
-        <w:spacing w:before="0" w:after="180"/>
       </w:pPr>
       <w:r>
         <w:rPr>
@@ -2556,6 +2556,7 @@
     <w:p>
       <w:pPr>
         <w:pStyle w:val="BodyText"/>
+        <w:spacing w:before="0" w:after="0"/>
       </w:pPr>
       <w:r>
         <w:rPr>
@@ -2745,6 +2746,7 @@
     <w:p>
       <w:pPr>
         <w:pStyle w:val="BodyText"/>
+        <w:spacing w:before="0" w:after="0"/>
       </w:pPr>
       <w:r>
         <w:rPr>
@@ -2808,6 +2810,7 @@
     <w:p>
       <w:pPr>
         <w:pStyle w:val="BodyText"/>
+        <w:spacing w:before="0" w:after="0"/>
       </w:pPr>
       <w:r>
         <w:rPr>
@@ -2904,6 +2907,7 @@
     <w:p>
       <w:pPr>
         <w:pStyle w:val="BodyText"/>
+        <w:spacing w:before="0" w:after="0"/>
       </w:pPr>
       <w:r>
         <w:rPr>
@@ -4241,6 +4245,7 @@
     <w:p>
       <w:pPr>
         <w:pStyle w:val="BodyText"/>
+        <w:spacing w:before="0" w:after="0"/>
       </w:pPr>
       <w:r>
         <w:rPr>
@@ -4311,6 +4316,7 @@
     <w:p>
       <w:pPr>
         <w:pStyle w:val="BodyText"/>
+        <w:spacing w:before="0" w:after="0"/>
       </w:pPr>
       <w:r>
         <w:rPr>
@@ -4407,6 +4413,7 @@
     <w:p>
       <w:pPr>
         <w:pStyle w:val="BodyText"/>
+        <w:spacing w:before="0" w:after="0"/>
       </w:pPr>
       <w:r>
         <w:rPr>
@@ -4424,6 +4431,7 @@
     <w:p>
       <w:pPr>
         <w:pStyle w:val="BodyText"/>
+        <w:spacing w:before="0" w:after="0"/>
       </w:pPr>
       <w:r>
         <w:rPr>
@@ -6360,8 +6368,8 @@
     <w:p>
       <w:pPr>
         <w:pStyle w:val="BodyText"/>
+        <w:spacing w:before="0" w:after="0"/>
         <w:ind w:left="480" w:hanging="480"/>
-        <w:spacing w:after="0"/>
       </w:pPr>
       <w:r>
         <w:rPr>
@@ -6397,14 +6405,57 @@
     <w:p>
       <w:pPr>
         <w:pStyle w:val="BodyText"/>
+        <w:spacing w:before="0" w:after="0"/>
         <w:ind w:left="480" w:hanging="480"/>
+      </w:pPr>
+      <w:r>
+        <w:rPr>
+          <w:rFonts w:ascii="Times New Roman" w:hAnsi="Times New Roman" w:eastAsia="Times New Roman" w:cs="Times New Roman"/>
+        </w:rPr>
+        <w:t xml:space="preserve">A. </w:t>
+      </w:r>
+      <w:r>
+        <w:rPr>
+          <w:rFonts w:hint="eastAsia" w:ascii="Times New Roman" w:hAnsi="Times New Roman" w:eastAsia="Times New Roman" w:cs="Times New Roman"/>
+        </w:rPr>
+        <w:t>1,2-</w:t>
+      </w:r>
+      <w:r>
+        <w:rPr>
+          <w:rFonts w:hint="eastAsia" w:ascii="Times New Roman" w:hAnsi="Times New Roman" w:eastAsia="FangSong" w:cs="Times New Roman"/>
+        </w:rPr>
+        <w:t>二溴</w:t>
+      </w:r>
+      <w:r>
+        <w:rPr>
+          <w:rFonts w:hint="eastAsia" w:ascii="Times New Roman" w:hAnsi="Times New Roman" w:eastAsia="Times New Roman" w:cs="Times New Roman"/>
+        </w:rPr>
+        <w:t>-2-</w:t>
+      </w:r>
+      <w:r>
+        <w:rPr>
+          <w:rFonts w:hint="eastAsia" w:ascii="Times New Roman" w:hAnsi="Times New Roman" w:eastAsia="FangSong" w:cs="Times New Roman"/>
+        </w:rPr>
+        <w:t>环己烯</w:t>
+      </w:r>
+      <w:r>
+        <w:rPr>
+          <w:rFonts w:ascii="Times New Roman" w:hAnsi="Times New Roman" w:eastAsia="Times New Roman" w:cs="Times New Roman"/>
+        </w:rPr>
+        <w:t xml:space="preserve">　</w:t>
+      </w:r>
+    </w:p>
+    <w:p>
+      <w:pPr>
+        <w:pStyle w:val="BodyText"/>
         <w:spacing w:before="0" w:after="0"/>
-      </w:pPr>
-      <w:r>
-        <w:rPr>
-          <w:rFonts w:ascii="Times New Roman" w:hAnsi="Times New Roman" w:eastAsia="Times New Roman" w:cs="Times New Roman"/>
-        </w:rPr>
-        <w:t xml:space="preserve">A. </w:t>
+        <w:ind w:left="480" w:hanging="480"/>
+      </w:pPr>
+      <w:r>
+        <w:rPr>
+          <w:rFonts w:ascii="Times New Roman" w:hAnsi="Times New Roman" w:eastAsia="Times New Roman" w:cs="Times New Roman"/>
+        </w:rPr>
+        <w:t xml:space="preserve">B. </w:t>
       </w:r>
       <w:r>
         <w:rPr>
@@ -6422,7 +6473,7 @@
         <w:rPr>
           <w:rFonts w:hint="eastAsia" w:ascii="Times New Roman" w:hAnsi="Times New Roman" w:eastAsia="Times New Roman" w:cs="Times New Roman"/>
         </w:rPr>
-        <w:t>-2-</w:t>
+        <w:t>-1-</w:t>
       </w:r>
       <w:r>
         <w:rPr>
@@ -6434,100 +6485,57 @@
         <w:rPr>
           <w:rFonts w:ascii="Times New Roman" w:hAnsi="Times New Roman" w:eastAsia="Times New Roman" w:cs="Times New Roman"/>
         </w:rPr>
+        <w:t xml:space="preserve"> </w:t>
+      </w:r>
+    </w:p>
+    <w:p>
+      <w:pPr>
+        <w:pStyle w:val="BodyText"/>
+        <w:spacing w:before="0" w:after="0"/>
+        <w:ind w:left="480" w:hanging="480"/>
+      </w:pPr>
+      <w:r>
+        <w:rPr>
+          <w:rFonts w:ascii="Times New Roman" w:hAnsi="Times New Roman" w:eastAsia="Times New Roman" w:cs="Times New Roman"/>
+        </w:rPr>
+        <w:t xml:space="preserve">C. </w:t>
+      </w:r>
+      <w:r>
+        <w:rPr>
+          <w:rFonts w:hint="eastAsia" w:ascii="Times New Roman" w:hAnsi="Times New Roman" w:eastAsia="Times New Roman" w:cs="Times New Roman"/>
+        </w:rPr>
+        <w:t>1,6-</w:t>
+      </w:r>
+      <w:r>
+        <w:rPr>
+          <w:rFonts w:hint="eastAsia" w:ascii="Times New Roman" w:hAnsi="Times New Roman" w:eastAsia="FangSong" w:cs="Times New Roman"/>
+        </w:rPr>
+        <w:t>二溴</w:t>
+      </w:r>
+      <w:r>
+        <w:rPr>
+          <w:rFonts w:hint="eastAsia" w:ascii="Times New Roman" w:hAnsi="Times New Roman" w:eastAsia="Times New Roman" w:cs="Times New Roman"/>
+        </w:rPr>
+        <w:t>-1-</w:t>
+      </w:r>
+      <w:r>
+        <w:rPr>
+          <w:rFonts w:hint="eastAsia" w:ascii="Times New Roman" w:hAnsi="Times New Roman" w:eastAsia="FangSong" w:cs="Times New Roman"/>
+        </w:rPr>
+        <w:t>环己烯</w:t>
+      </w:r>
+      <w:r>
+        <w:rPr>
+          <w:rFonts w:ascii="Times New Roman" w:hAnsi="Times New Roman" w:eastAsia="Times New Roman" w:cs="Times New Roman"/>
+        </w:rPr>
         <w:t xml:space="preserve">　</w:t>
       </w:r>
     </w:p>
     <w:p>
       <w:pPr>
         <w:pStyle w:val="BodyText"/>
+        <w:spacing w:before="0" w:after="0"/>
         <w:ind w:left="480" w:hanging="480"/>
-        <w:spacing w:before="0" w:after="0"/>
-      </w:pPr>
-      <w:r>
-        <w:rPr>
-          <w:rFonts w:ascii="Times New Roman" w:hAnsi="Times New Roman" w:eastAsia="Times New Roman" w:cs="Times New Roman"/>
-        </w:rPr>
-        <w:t xml:space="preserve">B. </w:t>
-      </w:r>
-      <w:r>
-        <w:rPr>
-          <w:rFonts w:hint="eastAsia" w:ascii="Times New Roman" w:hAnsi="Times New Roman" w:eastAsia="Times New Roman" w:cs="Times New Roman"/>
-        </w:rPr>
-        <w:t>1,2-</w:t>
-      </w:r>
-      <w:r>
-        <w:rPr>
-          <w:rFonts w:hint="eastAsia" w:ascii="Times New Roman" w:hAnsi="Times New Roman" w:eastAsia="FangSong" w:cs="Times New Roman"/>
-        </w:rPr>
-        <w:t>二溴</w:t>
-      </w:r>
-      <w:r>
-        <w:rPr>
-          <w:rFonts w:hint="eastAsia" w:ascii="Times New Roman" w:hAnsi="Times New Roman" w:eastAsia="Times New Roman" w:cs="Times New Roman"/>
-        </w:rPr>
-        <w:t>-1-</w:t>
-      </w:r>
-      <w:r>
-        <w:rPr>
-          <w:rFonts w:hint="eastAsia" w:ascii="Times New Roman" w:hAnsi="Times New Roman" w:eastAsia="FangSong" w:cs="Times New Roman"/>
-        </w:rPr>
-        <w:t>环己烯</w:t>
-      </w:r>
-      <w:r>
-        <w:rPr>
-          <w:rFonts w:ascii="Times New Roman" w:hAnsi="Times New Roman" w:eastAsia="Times New Roman" w:cs="Times New Roman"/>
-        </w:rPr>
-        <w:t xml:space="preserve"> </w:t>
-      </w:r>
-    </w:p>
-    <w:p>
-      <w:pPr>
-        <w:pStyle w:val="BodyText"/>
-        <w:ind w:left="480" w:hanging="480"/>
-        <w:spacing w:before="0" w:after="0"/>
-      </w:pPr>
-      <w:r>
-        <w:rPr>
-          <w:rFonts w:ascii="Times New Roman" w:hAnsi="Times New Roman" w:eastAsia="Times New Roman" w:cs="Times New Roman"/>
-        </w:rPr>
-        <w:t xml:space="preserve">C. </w:t>
-      </w:r>
-      <w:r>
-        <w:rPr>
-          <w:rFonts w:hint="eastAsia" w:ascii="Times New Roman" w:hAnsi="Times New Roman" w:eastAsia="Times New Roman" w:cs="Times New Roman"/>
-        </w:rPr>
-        <w:t>1,6-</w:t>
-      </w:r>
-      <w:r>
-        <w:rPr>
-          <w:rFonts w:hint="eastAsia" w:ascii="Times New Roman" w:hAnsi="Times New Roman" w:eastAsia="FangSong" w:cs="Times New Roman"/>
-        </w:rPr>
-        <w:t>二溴</w:t>
-      </w:r>
-      <w:r>
-        <w:rPr>
-          <w:rFonts w:hint="eastAsia" w:ascii="Times New Roman" w:hAnsi="Times New Roman" w:eastAsia="Times New Roman" w:cs="Times New Roman"/>
-        </w:rPr>
-        <w:t>-1-</w:t>
-      </w:r>
-      <w:r>
-        <w:rPr>
-          <w:rFonts w:hint="eastAsia" w:ascii="Times New Roman" w:hAnsi="Times New Roman" w:eastAsia="FangSong" w:cs="Times New Roman"/>
-        </w:rPr>
-        <w:t>环己烯</w:t>
-      </w:r>
-      <w:r>
-        <w:rPr>
-          <w:rFonts w:ascii="Times New Roman" w:hAnsi="Times New Roman" w:eastAsia="Times New Roman" w:cs="Times New Roman"/>
-        </w:rPr>
-        <w:t xml:space="preserve">　</w:t>
-      </w:r>
-    </w:p>
-    <w:p>
-      <w:pPr>
-        <w:pStyle w:val="BodyText"/>
-        <w:ind w:left="480" w:hanging="480"/>
-        <w:spacing w:before="0" w:after="180"/>
       </w:pPr>
       <w:r>
         <w:rPr>
@@ -6994,8 +7002,8 @@
           <w:ilvl w:val="0"/>
           <w:numId w:val="1007"/>
         </w:numPr>
+        <w:spacing w:before="0" w:after="0"/>
         <w:ind w:left="480" w:hanging="480"/>
-        <w:spacing w:after="0"/>
       </w:pPr>
       <w:r>
         <w:rPr>
@@ -7110,8 +7118,8 @@
           <w:ilvl w:val="0"/>
           <w:numId w:val="1007"/>
         </w:numPr>
+        <w:spacing w:before="0" w:after="0"/>
         <w:ind w:left="480" w:hanging="480"/>
-        <w:spacing w:before="0" w:after="0"/>
       </w:pPr>
       <w:r>
         <w:rPr>
@@ -7241,8 +7249,8 @@
           <w:ilvl w:val="0"/>
           <w:numId w:val="1007"/>
         </w:numPr>
+        <w:spacing w:before="0" w:after="0"/>
         <w:ind w:left="480" w:hanging="480"/>
-        <w:spacing w:before="0" w:after="0"/>
       </w:pPr>
       <w:r>
         <w:rPr>
@@ -7319,8 +7327,8 @@
           <w:ilvl w:val="0"/>
           <w:numId w:val="1007"/>
         </w:numPr>
+        <w:spacing w:before="0" w:after="0"/>
         <w:ind w:left="480" w:hanging="480"/>
-        <w:spacing w:before="0" w:after="0"/>
       </w:pPr>
       <w:r>
         <w:rPr>
@@ -7444,8 +7452,8 @@
           <w:ilvl w:val="0"/>
           <w:numId w:val="1007"/>
         </w:numPr>
+        <w:spacing w:before="0" w:after="0"/>
         <w:ind w:left="480" w:hanging="480"/>
-        <w:spacing w:before="0" w:after="180"/>
       </w:pPr>
       <w:r>
         <w:rPr>
@@ -8596,8 +8604,8 @@
     <w:p>
       <w:pPr>
         <w:pStyle w:val="BodyText"/>
+        <w:spacing w:before="0" w:after="0"/>
         <w:ind w:left="480" w:hanging="480"/>
-        <w:spacing w:after="0"/>
       </w:pPr>
       <w:r>
         <w:rPr>
@@ -8621,58 +8629,58 @@
     <w:p>
       <w:pPr>
         <w:pStyle w:val="BodyText"/>
+        <w:spacing w:before="0" w:after="0"/>
         <w:ind w:left="480" w:hanging="480"/>
+      </w:pPr>
+      <w:r>
+        <w:rPr>
+          <w:rFonts w:ascii="Times New Roman" w:hAnsi="Times New Roman" w:eastAsia="Times New Roman" w:cs="Times New Roman"/>
+        </w:rPr>
+        <w:t xml:space="preserve">B. 6 </w:t>
+      </w:r>
+      <w:r>
+        <w:rPr>
+          <w:rFonts w:hint="eastAsia" w:ascii="Times New Roman" w:hAnsi="Times New Roman" w:eastAsia="FangSong" w:cs="Times New Roman"/>
+        </w:rPr>
+        <w:t xml:space="preserve">个碳原子不可能都在一条直线上</w:t>
+      </w:r>
+      <w:r>
+        <w:rPr>
+          <w:rFonts w:ascii="Times New Roman" w:hAnsi="Times New Roman" w:eastAsia="Times New Roman" w:cs="Times New Roman"/>
+        </w:rPr>
+        <w:t xml:space="preserve"> </w:t>
+      </w:r>
+    </w:p>
+    <w:p>
+      <w:pPr>
+        <w:pStyle w:val="BodyText"/>
         <w:spacing w:before="0" w:after="0"/>
-      </w:pPr>
-      <w:r>
-        <w:rPr>
-          <w:rFonts w:ascii="Times New Roman" w:hAnsi="Times New Roman" w:eastAsia="Times New Roman" w:cs="Times New Roman"/>
-        </w:rPr>
-        <w:t xml:space="preserve">B. 6 </w:t>
-      </w:r>
-      <w:r>
-        <w:rPr>
-          <w:rFonts w:hint="eastAsia" w:ascii="Times New Roman" w:hAnsi="Times New Roman" w:eastAsia="FangSong" w:cs="Times New Roman"/>
-        </w:rPr>
-        <w:t xml:space="preserve">个碳原子不可能都在一条直线上</w:t>
-      </w:r>
-      <w:r>
-        <w:rPr>
-          <w:rFonts w:ascii="Times New Roman" w:hAnsi="Times New Roman" w:eastAsia="Times New Roman" w:cs="Times New Roman"/>
-        </w:rPr>
-        <w:t xml:space="preserve"> </w:t>
+        <w:ind w:left="480" w:hanging="480"/>
+      </w:pPr>
+      <w:r>
+        <w:rPr>
+          <w:rFonts w:ascii="Times New Roman" w:hAnsi="Times New Roman" w:eastAsia="Times New Roman" w:cs="Times New Roman"/>
+        </w:rPr>
+        <w:t xml:space="preserve">C. 6 </w:t>
+      </w:r>
+      <w:r>
+        <w:rPr>
+          <w:rFonts w:hint="eastAsia" w:ascii="Times New Roman" w:hAnsi="Times New Roman" w:eastAsia="FangSong" w:cs="Times New Roman"/>
+        </w:rPr>
+        <w:t xml:space="preserve">个碳原子有可能都在同一平面上</w:t>
+      </w:r>
+      <w:r>
+        <w:rPr>
+          <w:rFonts w:ascii="Times New Roman" w:hAnsi="Times New Roman" w:eastAsia="Times New Roman" w:cs="Times New Roman"/>
+        </w:rPr>
+        <w:t xml:space="preserve">　</w:t>
       </w:r>
     </w:p>
     <w:p>
       <w:pPr>
         <w:pStyle w:val="BodyText"/>
+        <w:spacing w:before="0" w:after="0"/>
         <w:ind w:left="480" w:hanging="480"/>
-        <w:spacing w:before="0" w:after="0"/>
-      </w:pPr>
-      <w:r>
-        <w:rPr>
-          <w:rFonts w:ascii="Times New Roman" w:hAnsi="Times New Roman" w:eastAsia="Times New Roman" w:cs="Times New Roman"/>
-        </w:rPr>
-        <w:t xml:space="preserve">C. 6 </w:t>
-      </w:r>
-      <w:r>
-        <w:rPr>
-          <w:rFonts w:hint="eastAsia" w:ascii="Times New Roman" w:hAnsi="Times New Roman" w:eastAsia="FangSong" w:cs="Times New Roman"/>
-        </w:rPr>
-        <w:t xml:space="preserve">个碳原子有可能都在同一平面上</w:t>
-      </w:r>
-      <w:r>
-        <w:rPr>
-          <w:rFonts w:ascii="Times New Roman" w:hAnsi="Times New Roman" w:eastAsia="Times New Roman" w:cs="Times New Roman"/>
-        </w:rPr>
-        <w:t xml:space="preserve">　</w:t>
-      </w:r>
-    </w:p>
-    <w:p>
-      <w:pPr>
-        <w:pStyle w:val="BodyText"/>
-        <w:ind w:left="480" w:hanging="480"/>
-        <w:spacing w:before="0" w:after="180"/>
       </w:pPr>
       <w:r>
         <w:rPr>
@@ -9693,6 +9701,14 @@
       <w:tblPr>
         <w:tblStyle w:val="Table"/>
         <w:tblW w:type="auto" w:w="0"/>
+        <w:tblBorders>
+          <w:top w:val="single" w:sz="12" w:space="0" w:color="000000"/>
+          <w:left w:val="none" w:sz="0" w:space="0" w:color="auto"/>
+          <w:bottom w:val="single" w:sz="12" w:space="0" w:color="000000"/>
+          <w:right w:val="none" w:sz="0" w:space="0" w:color="auto"/>
+          <w:insideH w:val="none" w:sz="0" w:space="0" w:color="auto"/>
+          <w:insideV w:val="none" w:sz="0" w:space="0" w:color="auto"/>
+        </w:tblBorders>
         <w:tblLook w:firstRow="1" w:lastRow="0" w:firstColumn="0" w:lastColumn="0" w:noHBand="0" w:noVBand="0" w:val="0020"/>
       </w:tblPr>
       <w:tblGrid>
@@ -9705,7 +9721,11 @@
           <w:tblHeader w:val="on"/>
         </w:trPr>
         <w:tc>
-          <w:tcPr/>
+          <w:tcPr>
+            <w:tcBorders>
+              <w:bottom w:val="single" w:sz="8" w:space="0" w:color="000000"/>
+            </w:tcBorders>
+          </w:tcPr>
           <w:p>
             <w:pPr>
               <w:pStyle w:val="Compact"/>
@@ -9721,7 +9741,11 @@
           </w:p>
         </w:tc>
         <w:tc>
-          <w:tcPr/>
+          <w:tcPr>
+            <w:tcBorders>
+              <w:bottom w:val="single" w:sz="8" w:space="0" w:color="000000"/>
+            </w:tcBorders>
+          </w:tcPr>
           <w:p>
             <w:pPr>
               <w:pStyle w:val="Compact"/>
@@ -9737,7 +9761,11 @@
           </w:p>
         </w:tc>
         <w:tc>
-          <w:tcPr/>
+          <w:tcPr>
+            <w:tcBorders>
+              <w:bottom w:val="single" w:sz="8" w:space="0" w:color="000000"/>
+            </w:tcBorders>
+          </w:tcPr>
           <w:p>
             <w:pPr>
               <w:pStyle w:val="Compact"/>
@@ -12542,8 +12570,8 @@
     <w:p>
       <w:pPr>
         <w:pStyle w:val="FirstParagraph"/>
+        <w:spacing w:before="0" w:after="0"/>
         <w:ind w:left="480" w:hanging="480"/>
-        <w:spacing w:after="0"/>
       </w:pPr>
       <w:r>
         <w:rPr>
@@ -12567,20 +12595,45 @@
     <w:p>
       <w:pPr>
         <w:pStyle w:val="FirstParagraph"/>
+        <w:spacing w:before="0" w:after="0"/>
         <w:ind w:left="480" w:hanging="480"/>
+      </w:pPr>
+      <w:r>
+        <w:rPr>
+          <w:rFonts w:ascii="Times New Roman" w:hAnsi="Times New Roman" w:eastAsia="Times New Roman" w:cs="Times New Roman"/>
+        </w:rPr>
+        <w:t xml:space="preserve">B. </w:t>
+      </w:r>
+      <w:r>
+        <w:rPr>
+          <w:rFonts w:hint="eastAsia" w:ascii="Times New Roman" w:hAnsi="Times New Roman" w:eastAsia="FangSong" w:cs="Times New Roman"/>
+        </w:rPr>
+        <w:t xml:space="preserve">立体异构体</w:t>
+      </w:r>
+      <w:r>
+        <w:rPr>
+          <w:rFonts w:ascii="Times New Roman" w:hAnsi="Times New Roman" w:eastAsia="Times New Roman" w:cs="Times New Roman"/>
+        </w:rPr>
+        <w:t xml:space="preserve">　</w:t>
+      </w:r>
+    </w:p>
+    <w:p>
+      <w:pPr>
+        <w:pStyle w:val="FirstParagraph"/>
         <w:spacing w:before="0" w:after="0"/>
-      </w:pPr>
-      <w:r>
-        <w:rPr>
-          <w:rFonts w:ascii="Times New Roman" w:hAnsi="Times New Roman" w:eastAsia="Times New Roman" w:cs="Times New Roman"/>
-        </w:rPr>
-        <w:t xml:space="preserve">B. </w:t>
-      </w:r>
-      <w:r>
-        <w:rPr>
-          <w:rFonts w:hint="eastAsia" w:ascii="Times New Roman" w:hAnsi="Times New Roman" w:eastAsia="FangSong" w:cs="Times New Roman"/>
-        </w:rPr>
-        <w:t xml:space="preserve">立体异构体</w:t>
+        <w:ind w:left="480" w:hanging="480"/>
+      </w:pPr>
+      <w:r>
+        <w:rPr>
+          <w:rFonts w:ascii="Times New Roman" w:hAnsi="Times New Roman" w:eastAsia="Times New Roman" w:cs="Times New Roman"/>
+        </w:rPr>
+        <w:t xml:space="preserve">C. </w:t>
+      </w:r>
+      <w:r>
+        <w:rPr>
+          <w:rFonts w:hint="eastAsia" w:ascii="Times New Roman" w:hAnsi="Times New Roman" w:eastAsia="FangSong" w:cs="Times New Roman"/>
+        </w:rPr>
+        <w:t xml:space="preserve">非对映异构体</w:t>
       </w:r>
       <w:r>
         <w:rPr>
@@ -12592,33 +12645,8 @@
     <w:p>
       <w:pPr>
         <w:pStyle w:val="FirstParagraph"/>
+        <w:spacing w:before="0" w:after="0"/>
         <w:ind w:left="480" w:hanging="480"/>
-        <w:spacing w:before="0" w:after="0"/>
-      </w:pPr>
-      <w:r>
-        <w:rPr>
-          <w:rFonts w:ascii="Times New Roman" w:hAnsi="Times New Roman" w:eastAsia="Times New Roman" w:cs="Times New Roman"/>
-        </w:rPr>
-        <w:t xml:space="preserve">C. </w:t>
-      </w:r>
-      <w:r>
-        <w:rPr>
-          <w:rFonts w:hint="eastAsia" w:ascii="Times New Roman" w:hAnsi="Times New Roman" w:eastAsia="FangSong" w:cs="Times New Roman"/>
-        </w:rPr>
-        <w:t xml:space="preserve">非对映异构体</w:t>
-      </w:r>
-      <w:r>
-        <w:rPr>
-          <w:rFonts w:ascii="Times New Roman" w:hAnsi="Times New Roman" w:eastAsia="Times New Roman" w:cs="Times New Roman"/>
-        </w:rPr>
-        <w:t xml:space="preserve">　</w:t>
-      </w:r>
-    </w:p>
-    <w:p>
-      <w:pPr>
-        <w:pStyle w:val="FirstParagraph"/>
-        <w:ind w:left="480" w:hanging="480"/>
-        <w:spacing w:before="0" w:after="180"/>
       </w:pPr>
       <w:r>
         <w:rPr>
@@ -16580,6 +16608,7 @@
     <w:p>
       <w:pPr>
         <w:pStyle w:val="BodyText"/>
+        <w:spacing w:before="0" w:after="0"/>
       </w:pPr>
       <w:r>
         <w:rPr>
@@ -16660,6 +16689,7 @@
     <w:p>
       <w:pPr>
         <w:pStyle w:val="BodyText"/>
+        <w:spacing w:before="0" w:after="0"/>
       </w:pPr>
       <w:r>
         <w:rPr>
@@ -16731,6 +16761,7 @@
     <w:p>
       <w:pPr>
         <w:pStyle w:val="BodyText"/>
+        <w:spacing w:before="0" w:after="0"/>
       </w:pPr>
       <w:r>
         <w:rPr>
@@ -16807,6 +16838,7 @@
     <w:p>
       <w:pPr>
         <w:pStyle w:val="BodyText"/>
+        <w:spacing w:before="0" w:after="0"/>
       </w:pPr>
       <w:r>
         <w:rPr>
@@ -18054,7 +18086,6 @@
     <w:bookmarkEnd w:id="99"/>
     <w:bookmarkEnd w:id="100"/>
     <w:sectPr>
-      <w:headerReference w:type="default" r:id="rId92"/>
       <w:footerReference w:type="default" r:id="rId9"/>
       <w:footnotePr>
         <w:numRestart w:val="eachSect"/>
@@ -18081,16 +18112,6 @@
       <w:rPr>
         <w:rFonts w:ascii="Times New Roman" w:hAnsi="Times New Roman" w:eastAsia="Times New Roman" w:cs="Times New Roman"/>
         <w:b w:val="0"/>
-        <w:color w:val="000000"/>
-        <w:sz w:val="20"/>
-      </w:rPr>
-      <w:t xml:space="preserve">第 </w:t>
-    </w:r>
-    <w:r>
-      <w:rPr>
-        <w:rFonts w:ascii="Times New Roman" w:hAnsi="Times New Roman" w:eastAsia="Times New Roman" w:cs="Times New Roman"/>
-        <w:b w:val="0"/>
-        <w:color w:val="000000"/>
         <w:sz w:val="20"/>
       </w:rPr>
       <w:fldChar w:fldCharType="begin"/>
@@ -18099,7 +18120,6 @@
       <w:rPr>
         <w:rFonts w:ascii="Times New Roman" w:hAnsi="Times New Roman" w:eastAsia="Times New Roman" w:cs="Times New Roman"/>
         <w:b w:val="0"/>
-        <w:color w:val="000000"/>
         <w:sz w:val="20"/>
       </w:rPr>
       <w:instrText xml:space="preserve"> PAGE </w:instrText>
@@ -18108,91 +18128,9 @@
       <w:rPr>
         <w:rFonts w:ascii="Times New Roman" w:hAnsi="Times New Roman" w:eastAsia="Times New Roman" w:cs="Times New Roman"/>
         <w:b w:val="0"/>
-        <w:color w:val="000000"/>
-        <w:sz w:val="20"/>
-      </w:rPr>
-      <w:fldChar w:fldCharType="separate"/>
-    </w:r>
-    <w:r>
-      <w:rPr>
-        <w:rFonts w:ascii="Times New Roman" w:hAnsi="Times New Roman" w:eastAsia="Times New Roman" w:cs="Times New Roman"/>
-        <w:b w:val="0"/>
-        <w:color w:val="000000"/>
-        <w:sz w:val="20"/>
-      </w:rPr>
-      <w:t>1</w:t>
-    </w:r>
-    <w:r>
-      <w:rPr>
-        <w:rFonts w:ascii="Times New Roman" w:hAnsi="Times New Roman" w:eastAsia="Times New Roman" w:cs="Times New Roman"/>
-        <w:b w:val="0"/>
-        <w:color w:val="000000"/>
         <w:sz w:val="20"/>
       </w:rPr>
       <w:fldChar w:fldCharType="end"/>
-    </w:r>
-    <w:r>
-      <w:rPr>
-        <w:rFonts w:ascii="Times New Roman" w:hAnsi="Times New Roman" w:eastAsia="Times New Roman" w:cs="Times New Roman"/>
-        <w:b w:val="0"/>
-        <w:color w:val="000000"/>
-        <w:sz w:val="20"/>
-      </w:rPr>
-      <w:t xml:space="preserve"> 页 / 共 </w:t>
-    </w:r>
-    <w:r>
-      <w:rPr>
-        <w:rFonts w:ascii="Times New Roman" w:hAnsi="Times New Roman" w:eastAsia="Times New Roman" w:cs="Times New Roman"/>
-        <w:b w:val="0"/>
-        <w:color w:val="000000"/>
-        <w:sz w:val="20"/>
-      </w:rPr>
-      <w:fldChar w:fldCharType="begin"/>
-    </w:r>
-    <w:r>
-      <w:rPr>
-        <w:rFonts w:ascii="Times New Roman" w:hAnsi="Times New Roman" w:eastAsia="Times New Roman" w:cs="Times New Roman"/>
-        <w:b w:val="0"/>
-        <w:color w:val="000000"/>
-        <w:sz w:val="20"/>
-      </w:rPr>
-      <w:instrText xml:space="preserve"> NUMPAGES </w:instrText>
-    </w:r>
-    <w:r>
-      <w:rPr>
-        <w:rFonts w:ascii="Times New Roman" w:hAnsi="Times New Roman" w:eastAsia="Times New Roman" w:cs="Times New Roman"/>
-        <w:b w:val="0"/>
-        <w:color w:val="000000"/>
-        <w:sz w:val="20"/>
-      </w:rPr>
-      <w:fldChar w:fldCharType="separate"/>
-    </w:r>
-    <w:r>
-      <w:rPr>
-        <w:rFonts w:ascii="Times New Roman" w:hAnsi="Times New Roman" w:eastAsia="Times New Roman" w:cs="Times New Roman"/>
-        <w:b w:val="0"/>
-        <w:color w:val="000000"/>
-        <w:sz w:val="20"/>
-      </w:rPr>
-      <w:t>1</w:t>
-    </w:r>
-    <w:r>
-      <w:rPr>
-        <w:rFonts w:ascii="Times New Roman" w:hAnsi="Times New Roman" w:eastAsia="Times New Roman" w:cs="Times New Roman"/>
-        <w:b w:val="0"/>
-        <w:color w:val="000000"/>
-        <w:sz w:val="20"/>
-      </w:rPr>
-      <w:fldChar w:fldCharType="end"/>
-    </w:r>
-    <w:r>
-      <w:rPr>
-        <w:rFonts w:ascii="Times New Roman" w:hAnsi="Times New Roman" w:eastAsia="Times New Roman" w:cs="Times New Roman"/>
-        <w:b w:val="0"/>
-        <w:color w:val="000000"/>
-        <w:sz w:val="20"/>
-      </w:rPr>
-      <w:t xml:space="preserve"> 页</w:t>
     </w:r>
   </w:p>
 </w:ftr>
@@ -18215,28 +18153,6 @@
     </w:p>
   </w:footnote>
 </w:footnotes>
-</file>
-
-<file path=word/header1.xml><?xml version="1.0" encoding="utf-8"?>
-<w:hdr xmlns:m="http://schemas.openxmlformats.org/officeDocument/2006/math" xmlns:mc="http://schemas.openxmlformats.org/markup-compatibility/2006" xmlns:mo="http://schemas.microsoft.com/office/mac/office/2008/main" xmlns:mv="urn:schemas-microsoft-com:mac:vml" xmlns:o="urn:schemas-microsoft-com:office:office" xmlns:r="http://schemas.openxmlformats.org/officeDocument/2006/relationships" xmlns:v="urn:schemas-microsoft-com:vml" xmlns:w10="urn:schemas-microsoft-com:office:word" xmlns:w14="http://schemas.microsoft.com/office/word/2010/wordml" xmlns:w="http://schemas.openxmlformats.org/wordprocessingml/2006/main" xmlns:wne="http://schemas.microsoft.com/office/word/2006/wordml" xmlns:wp14="http://schemas.microsoft.com/office/word/2010/wordprocessingDrawing" xmlns:wp="http://schemas.openxmlformats.org/drawingml/2006/wordprocessingDrawing" xmlns:wpc="http://schemas.microsoft.com/office/word/2010/wordprocessingCanvas" xmlns:wpg="http://schemas.microsoft.com/office/word/2010/wordprocessingGroup" xmlns:wpi="http://schemas.microsoft.com/office/word/2010/wordprocessingInk" xmlns:wps="http://schemas.microsoft.com/office/word/2010/wordprocessingShape" mc:Ignorable="w14 wp14">
-  <w:p>
-    <w:pPr>
-      <w:jc w:val="right"/>
-      <w:pBdr>
-        <w:bottom w:val="single" w:sz="4" w:space="2" w:color="000000"/>
-      </w:pBdr>
-    </w:pPr>
-    <w:r>
-      <w:rPr>
-        <w:rFonts w:ascii="Times New Roman" w:hAnsi="Times New Roman" w:eastAsia="Times New Roman" w:cs="Times New Roman"/>
-        <w:b w:val="0"/>
-        <w:color w:val="000000"/>
-        <w:sz w:val="18"/>
-      </w:rPr>
-      <w:t xml:space="preserve">二分册专项卷VII</w:t>
-    </w:r>
-  </w:p>
-</w:hdr>
 </file>
 
 <file path=word/numbering.xml><?xml version="1.0" encoding="utf-8"?>
